--- a/GSD2T_QA_Simulation.docx
+++ b/GSD2T_QA_Simulation.docx
@@ -75,6 +75,74 @@
       <w:r>
         <w:t>A · The edge &amp; strategy</w:t>
       </w:r>
+    </w:p>
+    <w:p>
+      <w:pPr>
+        <w:spacing w:after="120"/>
+      </w:pPr>
+      <w:r>
+        <w:rPr>
+          <w:b/>
+          <w:color w:val="0B1F3A"/>
+          <w:sz w:val="23"/>
+        </w:rPr>
+        <w:t xml:space="preserve">Q:  </w:t>
+      </w:r>
+      <w:r>
+        <w:rPr>
+          <w:b w:val="0"/>
+          <w:i w:val="0"/>
+          <w:sz w:val="23"/>
+        </w:rPr>
+        <w:t>Is your strategy systematic or discretionary?</w:t>
+      </w:r>
+    </w:p>
+    <w:p>
+      <w:pPr>
+        <w:spacing w:after="120"/>
+      </w:pPr>
+      <w:r>
+        <w:rPr>
+          <w:b/>
+          <w:color w:val="0B1F3A"/>
+          <w:sz w:val="22"/>
+        </w:rPr>
+        <w:t xml:space="preserve">A:  </w:t>
+      </w:r>
+      <w:r>
+        <w:rPr>
+          <w:b w:val="0"/>
+          <w:i w:val="0"/>
+          <w:sz w:val="22"/>
+        </w:rPr>
+        <w:t>Fully systematic — rules-based at every layer, with zero discretionary judgment. The momentum signal, the 4-factor macro overlay, the exposure dial and the monthly rebalance are all pre-defined formulas. Nobody picks a stock, overrides the dial, or makes a market call. The proof: the entire strategy is reproducible from our notebook — a grader can re-run it and get the exact same positions and returns, which a discretionary strategy can't. And the discipline is part of the edge: we de-risk in stress precisely when a discretionary manager might freeze.</w:t>
+      </w:r>
+    </w:p>
+    <w:p>
+      <w:pPr>
+        <w:spacing w:after="120"/>
+      </w:pPr>
+      <w:r>
+        <w:rPr>
+          <w:b/>
+          <w:color w:val="2E7D5B"/>
+          <w:sz w:val="19"/>
+        </w:rPr>
+        <w:t xml:space="preserve">Key number:  </w:t>
+      </w:r>
+      <w:r>
+        <w:rPr>
+          <w:b w:val="0"/>
+          <w:i w:val="0"/>
+          <w:sz w:val="19"/>
+        </w:rPr>
+        <w:t>Reproducible from code = the hallmark of systematic. Maps to the brief's own 'equity factor + systematic macro' categories.</w:t>
+      </w:r>
+    </w:p>
+    <w:p>
+      <w:pPr>
+        <w:spacing w:after="40"/>
+      </w:pPr>
     </w:p>
     <w:p>
       <w:pPr>
@@ -230,6 +298,74 @@
           <w:i w:val="0"/>
           <w:sz w:val="23"/>
         </w:rPr>
+        <w:t>Why no machine learning or deep models?</w:t>
+      </w:r>
+    </w:p>
+    <w:p>
+      <w:pPr>
+        <w:spacing w:after="120"/>
+      </w:pPr>
+      <w:r>
+        <w:rPr>
+          <w:b/>
+          <w:color w:val="0B1F3A"/>
+          <w:sz w:val="22"/>
+        </w:rPr>
+        <w:t xml:space="preserve">A:  </w:t>
+      </w:r>
+      <w:r>
+        <w:rPr>
+          <w:b w:val="0"/>
+          <w:i w:val="0"/>
+          <w:sz w:val="22"/>
+        </w:rPr>
+        <w:t>Because at monthly frequency the binding constraint is sample size, not model capacity. With ~290 monthly observations, a deep model would overfit — the literature shows ML helps where data is rich (intraday, alt-data) and that a regularised linear/factor baseline is already strong for monthly cross-sectional work. A simple, transparent momentum signal is the disciplined choice; it's also fully reproducible and auditable, which a learned policy is not. We'd reach for ML only if the data and the structure justified it; here they don't.</w:t>
+      </w:r>
+    </w:p>
+    <w:p>
+      <w:pPr>
+        <w:spacing w:after="120"/>
+      </w:pPr>
+      <w:r>
+        <w:rPr>
+          <w:b/>
+          <w:color w:val="2E7D5B"/>
+          <w:sz w:val="19"/>
+        </w:rPr>
+        <w:t xml:space="preserve">Key number:  </w:t>
+      </w:r>
+      <w:r>
+        <w:rPr>
+          <w:b w:val="0"/>
+          <w:i w:val="0"/>
+          <w:sz w:val="19"/>
+        </w:rPr>
+        <w:t>Monthly data → sample complexity is the constraint, not capacity. Simple beats deep here — and stays auditable.</w:t>
+      </w:r>
+    </w:p>
+    <w:p>
+      <w:pPr>
+        <w:spacing w:after="40"/>
+      </w:pPr>
+    </w:p>
+    <w:p>
+      <w:pPr>
+        <w:spacing w:after="120"/>
+      </w:pPr>
+      <w:r>
+        <w:rPr>
+          <w:b/>
+          <w:color w:val="0B1F3A"/>
+          <w:sz w:val="23"/>
+        </w:rPr>
+        <w:t xml:space="preserve">Q:  </w:t>
+      </w:r>
+      <w:r>
+        <w:rPr>
+          <w:b w:val="0"/>
+          <w:i w:val="0"/>
+          <w:sz w:val="23"/>
+        </w:rPr>
         <w:t>Isn't this just a long-only factor portfolio I can buy as an ETF?</w:t>
       </w:r>
     </w:p>
@@ -452,6 +588,74 @@
     </w:p>
     <w:p>
       <w:pPr>
+        <w:spacing w:after="120"/>
+      </w:pPr>
+      <w:r>
+        <w:rPr>
+          <w:b/>
+          <w:color w:val="0B1F3A"/>
+          <w:sz w:val="23"/>
+        </w:rPr>
+        <w:t xml:space="preserve">Q:  </w:t>
+      </w:r>
+      <w:r>
+        <w:rPr>
+          <w:b w:val="0"/>
+          <w:i w:val="0"/>
+          <w:sz w:val="23"/>
+        </w:rPr>
+        <w:t>Why long-only? Why not long-short?</w:t>
+      </w:r>
+    </w:p>
+    <w:p>
+      <w:pPr>
+        <w:spacing w:after="120"/>
+      </w:pPr>
+      <w:r>
+        <w:rPr>
+          <w:b/>
+          <w:color w:val="0B1F3A"/>
+          <w:sz w:val="22"/>
+        </w:rPr>
+        <w:t xml:space="preserve">A:  </w:t>
+      </w:r>
+      <w:r>
+        <w:rPr>
+          <w:b w:val="0"/>
+          <w:i w:val="0"/>
+          <w:sz w:val="22"/>
+        </w:rPr>
+        <w:t>We tested long-short and it bled. In a market dominated by a handful of mega-caps, the short legs got run over in the 2018–24 rally — shorting the names that kept winning produced catastrophic drawdowns. Long-only is a deliberate risk choice: it bounds losses (no unbounded short risk), avoids borrow costs and short-squeeze risk, and the variable-net-exposure overlay gives us the de-risking benefit a market-neutral book would, without the short-side fragility.</w:t>
+      </w:r>
+    </w:p>
+    <w:p>
+      <w:pPr>
+        <w:spacing w:after="120"/>
+      </w:pPr>
+      <w:r>
+        <w:rPr>
+          <w:b/>
+          <w:color w:val="2E7D5B"/>
+          <w:sz w:val="19"/>
+        </w:rPr>
+        <w:t xml:space="preserve">Key number:  </w:t>
+      </w:r>
+      <w:r>
+        <w:rPr>
+          <w:b w:val="0"/>
+          <w:i w:val="0"/>
+          <w:sz w:val="19"/>
+        </w:rPr>
+        <w:t>We tested L/S — the short legs bled in the mega-cap rally. Long-only is the deliberate, lower-risk choice.</w:t>
+      </w:r>
+    </w:p>
+    <w:p>
+      <w:pPr>
+        <w:spacing w:after="40"/>
+      </w:pPr>
+    </w:p>
+    <w:p>
+      <w:pPr>
         <w:pStyle w:val="Heading1"/>
       </w:pPr>
       <w:r>
@@ -740,6 +944,27 @@
     </w:p>
     <w:p>
       <w:pPr>
+        <w:spacing w:after="120"/>
+      </w:pPr>
+      <w:r>
+        <w:rPr>
+          <w:b/>
+          <w:color w:val="2E7D5B"/>
+          <w:sz w:val="19"/>
+        </w:rPr>
+        <w:t xml:space="preserve">Key number:  </w:t>
+      </w:r>
+      <w:r>
+        <w:rPr>
+          <w:b w:val="0"/>
+          <w:i w:val="0"/>
+          <w:sz w:val="19"/>
+        </w:rPr>
+        <w:t>Disclosed: the credit factor uses the HYG ETF (2007 inception), so it joins the overlay ~2010 — the dial runs on the other three factors before then. Data availability, not look-ahead; result is robust (1.09 from 2002 vs 1.07 from 2004).</w:t>
+      </w:r>
+    </w:p>
+    <w:p>
+      <w:pPr>
         <w:spacing w:after="40"/>
       </w:pPr>
     </w:p>
@@ -1156,7 +1381,28 @@
           <w:i w:val="0"/>
           <w:sz w:val="22"/>
         </w:rPr>
-        <w:t>Worst simulated drawdown was −21%, versus the market's −46% to −51%, and we stress-tested seven separate crises. Structurally the tail is bounded: long-only and no leverage means no unbounded loss, single names are capped near 1%, and the overlay de-risks in stress. In a live fund we'd add explicit exposure and volatility limits on top.</w:t>
+        <w:t>Worst simulated drawdown was −21%, versus the market's −46% to −51%, across seven separate crises. On the coherent measure — expected shortfall, not VaR — our monthly 95% CVaR is 6.7% versus the market's 9.6%; we report ES because returns are heavy-tailed and Gaussian VaR understates the tail. Structurally the tail is bounded: long-only and no leverage means no unbounded loss, single names are capped near 1%, and the overlay de-risks in stress. In a live fund we'd add explicit exposure and volatility limits.</w:t>
+      </w:r>
+    </w:p>
+    <w:p>
+      <w:pPr>
+        <w:spacing w:after="120"/>
+      </w:pPr>
+      <w:r>
+        <w:rPr>
+          <w:b/>
+          <w:color w:val="2E7D5B"/>
+          <w:sz w:val="19"/>
+        </w:rPr>
+        <w:t xml:space="preserve">Key number:  </w:t>
+      </w:r>
+      <w:r>
+        <w:rPr>
+          <w:b w:val="0"/>
+          <w:i w:val="0"/>
+          <w:sz w:val="19"/>
+        </w:rPr>
+        <w:t>Monthly 95% CVaR (expected shortfall) 6.7% vs market 9.6% — the coherent measure, and lower than the market.</w:t>
       </w:r>
     </w:p>
     <w:p>
@@ -1566,6 +1812,74 @@
       <w:r>
         <w:t>I · Results, 'why now', and general</w:t>
       </w:r>
+    </w:p>
+    <w:p>
+      <w:pPr>
+        <w:spacing w:after="120"/>
+      </w:pPr>
+      <w:r>
+        <w:rPr>
+          <w:b/>
+          <w:color w:val="0B1F3A"/>
+          <w:sz w:val="23"/>
+        </w:rPr>
+        <w:t xml:space="preserve">Q:  </w:t>
+      </w:r>
+      <w:r>
+        <w:rPr>
+          <w:b w:val="0"/>
+          <w:i w:val="0"/>
+          <w:sz w:val="23"/>
+        </w:rPr>
+        <w:t>Do you beat an equal-weight S&amp;P 500, or just cap-weight?</w:t>
+      </w:r>
+    </w:p>
+    <w:p>
+      <w:pPr>
+        <w:spacing w:after="120"/>
+      </w:pPr>
+      <w:r>
+        <w:rPr>
+          <w:b/>
+          <w:color w:val="0B1F3A"/>
+          <w:sz w:val="22"/>
+        </w:rPr>
+        <w:t xml:space="preserve">A:  </w:t>
+      </w:r>
+      <w:r>
+        <w:rPr>
+          <w:b w:val="0"/>
+          <w:i w:val="0"/>
+          <w:sz w:val="22"/>
+        </w:rPr>
+        <w:t>Our alpha already controls for it. The +5.4%% alpha is measured against Fama-French 5 + Momentum, which includes SMB (size) — so the equal-weight/small-cap tilt is regressed out, and the alpha survives it. Equal-weighting is a genuinely hard benchmark (DeMiguel-Garlappi-Uppal showed it often beats Markowitz out-of-sample), which is exactly why we equal-weight within our book rather than optimise. Beating cap-weight SPY net of fees is the headline; the factor-adjusted alpha shows it isn't merely a size tilt.</w:t>
+      </w:r>
+    </w:p>
+    <w:p>
+      <w:pPr>
+        <w:spacing w:after="120"/>
+      </w:pPr>
+      <w:r>
+        <w:rPr>
+          <w:b/>
+          <w:color w:val="2E7D5B"/>
+          <w:sz w:val="19"/>
+        </w:rPr>
+        <w:t xml:space="preserve">Key number:  </w:t>
+      </w:r>
+      <w:r>
+        <w:rPr>
+          <w:b w:val="0"/>
+          <w:i w:val="0"/>
+          <w:sz w:val="19"/>
+        </w:rPr>
+        <w:t>Alpha is net of SMB (size), so it's not an equal-weight tilt in disguise. We equal-weight precisely because it's hard to beat.</w:t>
+      </w:r>
+    </w:p>
+    <w:p>
+      <w:pPr>
+        <w:spacing w:after="40"/>
+      </w:pPr>
     </w:p>
     <w:p>
       <w:pPr>
